--- a/Documents/SE-SectionA.docx
+++ b/Documents/SE-SectionA.docx
@@ -167,19 +167,11 @@
         </w:rPr>
         <w:t>_</w:t>
       </w:r>
-      <w:proofErr w:type="spellStart"/>
       <w:r>
         <w:rPr>
           <w:u w:val="single"/>
         </w:rPr>
-        <w:t>QuestForCastle</w:t>
-      </w:r>
-      <w:proofErr w:type="spellEnd"/>
-      <w:r>
-        <w:rPr>
-          <w:u w:val="single"/>
-        </w:rPr>
-        <w:t xml:space="preserve"> (Dissertation </w:t>
+        <w:t xml:space="preserve">QuestForCastle (Dissertation </w:t>
       </w:r>
       <w:proofErr w:type="gramStart"/>
       <w:r>
@@ -702,20 +694,20 @@
     <w:tbl>
       <w:tblPr>
         <w:tblStyle w:val="TableGrid"/>
-        <w:tblW w:w="10065" w:type="dxa"/>
-        <w:tblInd w:w="-431" w:type="dxa"/>
+        <w:tblW w:w="10440" w:type="dxa"/>
+        <w:tblInd w:w="-545" w:type="dxa"/>
         <w:tblLook w:val="04A0" w:firstRow="1" w:lastRow="0" w:firstColumn="1" w:lastColumn="0" w:noHBand="0" w:noVBand="1"/>
       </w:tblPr>
       <w:tblGrid>
-        <w:gridCol w:w="426"/>
-        <w:gridCol w:w="1985"/>
-        <w:gridCol w:w="3402"/>
-        <w:gridCol w:w="4252"/>
+        <w:gridCol w:w="450"/>
+        <w:gridCol w:w="2243"/>
+        <w:gridCol w:w="3247"/>
+        <w:gridCol w:w="4500"/>
       </w:tblGrid>
       <w:tr>
         <w:tc>
           <w:tcPr>
-            <w:tcW w:w="426" w:type="dxa"/>
+            <w:tcW w:w="450" w:type="dxa"/>
           </w:tcPr>
           <w:p>
             <w:pPr>
@@ -736,7 +728,7 @@
         </w:tc>
         <w:tc>
           <w:tcPr>
-            <w:tcW w:w="1985" w:type="dxa"/>
+            <w:tcW w:w="2243" w:type="dxa"/>
           </w:tcPr>
           <w:p>
             <w:pPr>
@@ -757,7 +749,7 @@
         </w:tc>
         <w:tc>
           <w:tcPr>
-            <w:tcW w:w="3402" w:type="dxa"/>
+            <w:tcW w:w="3247" w:type="dxa"/>
           </w:tcPr>
           <w:p>
             <w:pPr>
@@ -778,7 +770,7 @@
         </w:tc>
         <w:tc>
           <w:tcPr>
-            <w:tcW w:w="4252" w:type="dxa"/>
+            <w:tcW w:w="4500" w:type="dxa"/>
           </w:tcPr>
           <w:p>
             <w:pPr>
@@ -801,7 +793,7 @@
       <w:tr>
         <w:tc>
           <w:tcPr>
-            <w:tcW w:w="426" w:type="dxa"/>
+            <w:tcW w:w="450" w:type="dxa"/>
           </w:tcPr>
           <w:p>
             <w:r>
@@ -811,7 +803,7 @@
         </w:tc>
         <w:tc>
           <w:tcPr>
-            <w:tcW w:w="1985" w:type="dxa"/>
+            <w:tcW w:w="2243" w:type="dxa"/>
           </w:tcPr>
           <w:p>
             <w:r>
@@ -821,7 +813,7 @@
         </w:tc>
         <w:tc>
           <w:tcPr>
-            <w:tcW w:w="3402" w:type="dxa"/>
+            <w:tcW w:w="3247" w:type="dxa"/>
           </w:tcPr>
           <w:p>
             <w:r>
@@ -831,7 +823,7 @@
         </w:tc>
         <w:tc>
           <w:tcPr>
-            <w:tcW w:w="4252" w:type="dxa"/>
+            <w:tcW w:w="4500" w:type="dxa"/>
           </w:tcPr>
           <w:p>
             <w:r>
@@ -843,7 +835,7 @@
       <w:tr>
         <w:tc>
           <w:tcPr>
-            <w:tcW w:w="426" w:type="dxa"/>
+            <w:tcW w:w="450" w:type="dxa"/>
           </w:tcPr>
           <w:p>
             <w:r>
@@ -853,7 +845,7 @@
         </w:tc>
         <w:tc>
           <w:tcPr>
-            <w:tcW w:w="1985" w:type="dxa"/>
+            <w:tcW w:w="2243" w:type="dxa"/>
           </w:tcPr>
           <w:p>
             <w:r>
@@ -863,7 +855,7 @@
         </w:tc>
         <w:tc>
           <w:tcPr>
-            <w:tcW w:w="3402" w:type="dxa"/>
+            <w:tcW w:w="3247" w:type="dxa"/>
           </w:tcPr>
           <w:p>
             <w:r>
@@ -873,7 +865,7 @@
         </w:tc>
         <w:tc>
           <w:tcPr>
-            <w:tcW w:w="4252" w:type="dxa"/>
+            <w:tcW w:w="4500" w:type="dxa"/>
           </w:tcPr>
           <w:p>
             <w:r>
@@ -885,7 +877,7 @@
       <w:tr>
         <w:tc>
           <w:tcPr>
-            <w:tcW w:w="426" w:type="dxa"/>
+            <w:tcW w:w="450" w:type="dxa"/>
           </w:tcPr>
           <w:p>
             <w:r>
@@ -895,7 +887,7 @@
         </w:tc>
         <w:tc>
           <w:tcPr>
-            <w:tcW w:w="1985" w:type="dxa"/>
+            <w:tcW w:w="2243" w:type="dxa"/>
           </w:tcPr>
           <w:p>
             <w:r>
@@ -905,7 +897,7 @@
         </w:tc>
         <w:tc>
           <w:tcPr>
-            <w:tcW w:w="3402" w:type="dxa"/>
+            <w:tcW w:w="3247" w:type="dxa"/>
           </w:tcPr>
           <w:p>
             <w:r>
@@ -915,7 +907,7 @@
         </w:tc>
         <w:tc>
           <w:tcPr>
-            <w:tcW w:w="4252" w:type="dxa"/>
+            <w:tcW w:w="4500" w:type="dxa"/>
           </w:tcPr>
           <w:p>
             <w:r>
@@ -927,7 +919,7 @@
       <w:tr>
         <w:tc>
           <w:tcPr>
-            <w:tcW w:w="426" w:type="dxa"/>
+            <w:tcW w:w="450" w:type="dxa"/>
           </w:tcPr>
           <w:p>
             <w:r>
@@ -937,25 +929,17 @@
         </w:tc>
         <w:tc>
           <w:tcPr>
-            <w:tcW w:w="1985" w:type="dxa"/>
-          </w:tcPr>
-          <w:p>
-            <w:r>
-              <w:t xml:space="preserve">Enemy </w:t>
-            </w:r>
-            <w:proofErr w:type="spellStart"/>
-            <w:r>
-              <w:t>Agro</w:t>
-            </w:r>
-            <w:proofErr w:type="spellEnd"/>
-            <w:r>
-              <w:t xml:space="preserve"> Alert</w:t>
-            </w:r>
-          </w:p>
-        </w:tc>
-        <w:tc>
-          <w:tcPr>
-            <w:tcW w:w="3402" w:type="dxa"/>
+            <w:tcW w:w="2243" w:type="dxa"/>
+          </w:tcPr>
+          <w:p>
+            <w:r>
+              <w:t>Enemy Agro Alert</w:t>
+            </w:r>
+          </w:p>
+        </w:tc>
+        <w:tc>
+          <w:tcPr>
+            <w:tcW w:w="3247" w:type="dxa"/>
           </w:tcPr>
           <w:p>
             <w:r>
@@ -965,7 +949,7 @@
         </w:tc>
         <w:tc>
           <w:tcPr>
-            <w:tcW w:w="4252" w:type="dxa"/>
+            <w:tcW w:w="4500" w:type="dxa"/>
           </w:tcPr>
           <w:p>
             <w:r>
@@ -977,7 +961,7 @@
       <w:tr>
         <w:tc>
           <w:tcPr>
-            <w:tcW w:w="426" w:type="dxa"/>
+            <w:tcW w:w="450" w:type="dxa"/>
           </w:tcPr>
           <w:p>
             <w:r>
@@ -987,7 +971,7 @@
         </w:tc>
         <w:tc>
           <w:tcPr>
-            <w:tcW w:w="1985" w:type="dxa"/>
+            <w:tcW w:w="2243" w:type="dxa"/>
           </w:tcPr>
           <w:p>
             <w:r>
@@ -997,7 +981,7 @@
         </w:tc>
         <w:tc>
           <w:tcPr>
-            <w:tcW w:w="3402" w:type="dxa"/>
+            <w:tcW w:w="3247" w:type="dxa"/>
           </w:tcPr>
           <w:p>
             <w:r>
@@ -1007,7 +991,7 @@
         </w:tc>
         <w:tc>
           <w:tcPr>
-            <w:tcW w:w="4252" w:type="dxa"/>
+            <w:tcW w:w="4500" w:type="dxa"/>
           </w:tcPr>
           <w:p>
             <w:r>
@@ -1019,7 +1003,7 @@
       <w:tr>
         <w:tc>
           <w:tcPr>
-            <w:tcW w:w="426" w:type="dxa"/>
+            <w:tcW w:w="450" w:type="dxa"/>
           </w:tcPr>
           <w:p>
             <w:r>
@@ -1029,17 +1013,17 @@
         </w:tc>
         <w:tc>
           <w:tcPr>
-            <w:tcW w:w="1985" w:type="dxa"/>
-          </w:tcPr>
-          <w:p>
-            <w:r>
-              <w:t>Weapon Select</w:t>
-            </w:r>
-          </w:p>
-        </w:tc>
-        <w:tc>
-          <w:tcPr>
-            <w:tcW w:w="3402" w:type="dxa"/>
+            <w:tcW w:w="2243" w:type="dxa"/>
+          </w:tcPr>
+          <w:p>
+            <w:r>
+              <w:t>Inventory Selection</w:t>
+            </w:r>
+          </w:p>
+        </w:tc>
+        <w:tc>
+          <w:tcPr>
+            <w:tcW w:w="3247" w:type="dxa"/>
           </w:tcPr>
           <w:p>
             <w:r>
@@ -1049,11 +1033,14 @@
         </w:tc>
         <w:tc>
           <w:tcPr>
-            <w:tcW w:w="4252" w:type="dxa"/>
-          </w:tcPr>
-          <w:p>
-            <w:r>
-              <w:t>Player changes weapon</w:t>
+            <w:tcW w:w="4500" w:type="dxa"/>
+          </w:tcPr>
+          <w:p>
+            <w:r>
+              <w:t>Player</w:t>
+            </w:r>
+            <w:r>
+              <w:t xml:space="preserve"> selects something form inventory</w:t>
             </w:r>
           </w:p>
         </w:tc>
@@ -1083,6 +1070,51 @@
           <w:iCs/>
         </w:rPr>
         <w:t xml:space="preserve">— list any third-party samples, libraries, plug-ins or tutorials used, in a consistent citation style: </w:t>
+      </w:r>
+      <w:r>
+        <w:rPr>
+          <w:i/>
+          <w:iCs/>
+        </w:rPr>
+        <w:br/>
+      </w:r>
+      <w:r>
+        <w:rPr>
+          <w:i/>
+          <w:iCs/>
+        </w:rPr>
+        <w:br/>
+        <w:t xml:space="preserve"> YouTube searches: desert music, desert vibe music, forest music etc...</w:t>
+      </w:r>
+    </w:p>
+    <w:p>
+      <w:pPr>
+        <w:rPr>
+          <w:i/>
+          <w:iCs/>
+        </w:rPr>
+      </w:pPr>
+      <w:r>
+        <w:rPr>
+          <w:i/>
+          <w:iCs/>
+        </w:rPr>
+        <w:t xml:space="preserve">ChatGPT: used for melody ideas especially for the Arabic vibe for the desert, stuff like scales and modes. </w:t>
+      </w:r>
+    </w:p>
+    <w:p>
+      <w:pPr>
+        <w:rPr>
+          <w:i/>
+          <w:iCs/>
+        </w:rPr>
+      </w:pPr>
+      <w:r>
+        <w:rPr>
+          <w:i/>
+          <w:iCs/>
+        </w:rPr>
+        <w:t>https://pixabay.com/sound-effects</w:t>
       </w:r>
     </w:p>
     <w:sectPr>
@@ -1698,6 +1730,7 @@
   <w:style w:type="character" w:default="1" w:styleId="DefaultParagraphFont">
     <w:name w:val="Default Paragraph Font"/>
     <w:uiPriority w:val="1"/>
+    <w:semiHidden/>
     <w:unhideWhenUsed/>
   </w:style>
   <w:style w:type="table" w:default="1" w:styleId="TableNormal">
